--- a/docs/copyright/Ayla软件说明书.docx
+++ b/docs/copyright/Ayla软件说明书.docx
@@ -962,7 +962,7 @@
       <w:r>
         <w:drawing>
           <wp:inline xmlns:a="http://schemas.openxmlformats.org/drawingml/2006/main" xmlns:pic="http://schemas.openxmlformats.org/drawingml/2006/picture">
-            <wp:extent cx="5400000" cy="4781753"/>
+            <wp:extent cx="5400000" cy="4888673"/>
             <wp:docPr id="1" name="Picture 1"/>
             <wp:cNvGraphicFramePr>
               <a:graphicFrameLocks noChangeAspect="1"/>
@@ -983,7 +983,7 @@
                   <pic:spPr>
                     <a:xfrm>
                       <a:off x="0" y="0"/>
-                      <a:ext cx="5400000" cy="4781753"/>
+                      <a:ext cx="5400000" cy="4888673"/>
                     </a:xfrm>
                     <a:prstGeom prst="rect"/>
                   </pic:spPr>
@@ -1014,7 +1014,7 @@
       <w:r>
         <w:drawing>
           <wp:inline xmlns:a="http://schemas.openxmlformats.org/drawingml/2006/main" xmlns:pic="http://schemas.openxmlformats.org/drawingml/2006/picture">
-            <wp:extent cx="5400000" cy="4781753"/>
+            <wp:extent cx="5400000" cy="4888673"/>
             <wp:docPr id="2" name="Picture 2"/>
             <wp:cNvGraphicFramePr>
               <a:graphicFrameLocks noChangeAspect="1"/>
@@ -1035,7 +1035,7 @@
                   <pic:spPr>
                     <a:xfrm>
                       <a:off x="0" y="0"/>
-                      <a:ext cx="5400000" cy="4781753"/>
+                      <a:ext cx="5400000" cy="4888673"/>
                     </a:xfrm>
                     <a:prstGeom prst="rect"/>
                   </pic:spPr>
@@ -1823,7 +1823,7 @@
           <w:rFonts w:ascii="Calibri" w:hAnsi="Calibri" w:eastAsia="微软雅黑"/>
           <w:sz w:val="21"/>
         </w:rPr>
-        <w:t>按下快捷键后，屏幕进入框选状态（画面变暗，显示操作提示）；</w:t>
+        <w:t>按下快捷键后，屏幕进入框选状态（画面变暗，屏幕顶部显示提示「拖拽选择区域 · Esc 取消」，随界面语言切换）；</w:t>
       </w:r>
     </w:p>
     <w:p>
@@ -1872,6 +1872,18 @@
           <w:sz w:val="21"/>
         </w:rPr>
         <w:t>截图翻译（Alt+D）：识别完成后自动翻译，面板同时显示识别原文与译文。</w:t>
+      </w:r>
+    </w:p>
+    <w:p>
+      <w:pPr>
+        <w:pStyle w:val="ListNumber"/>
+      </w:pPr>
+      <w:r>
+        <w:rPr>
+          <w:rFonts w:ascii="Calibri" w:hAnsi="Calibri" w:eastAsia="微软雅黑"/>
+          <w:sz w:val="21"/>
+        </w:rPr>
+        <w:t>识别文本会自动规整：跨行断开的单词合并、连字符与破折号归一、中文段落间的软换行合并，避免多余空格影响译文。</w:t>
       </w:r>
     </w:p>
     <w:p>
@@ -2476,6 +2488,36 @@
           </w:p>
         </w:tc>
       </w:tr>
+      <w:tr>
+        <w:tc>
+          <w:tcPr>
+            <w:tcW w:type="dxa" w:w="4646"/>
+          </w:tcPr>
+          <w:p>
+            <w:r>
+              <w:rPr>
+                <w:rFonts w:ascii="Calibri" w:hAnsi="Calibri" w:eastAsia="微软雅黑"/>
+                <w:sz w:val="19"/>
+              </w:rPr>
+              <w:t>验证连接</w:t>
+            </w:r>
+          </w:p>
+        </w:tc>
+        <w:tc>
+          <w:tcPr>
+            <w:tcW w:type="dxa" w:w="4646"/>
+          </w:tcPr>
+          <w:p>
+            <w:r>
+              <w:rPr>
+                <w:rFonts w:ascii="Calibri" w:hAnsi="Calibri" w:eastAsia="微软雅黑"/>
+                <w:sz w:val="19"/>
+              </w:rPr>
+              <w:t>一键实测当前已保存配置的连通性；密钥编辑过程中不可用（验证的是已保存的配置），结果行内显示成功或失败原因</w:t>
+            </w:r>
+          </w:p>
+        </w:tc>
+      </w:tr>
     </w:tbl>
     <w:p/>
     <w:p>
@@ -2485,7 +2527,7 @@
       <w:r>
         <w:drawing>
           <wp:inline xmlns:a="http://schemas.openxmlformats.org/drawingml/2006/main" xmlns:pic="http://schemas.openxmlformats.org/drawingml/2006/picture">
-            <wp:extent cx="5400000" cy="4023320"/>
+            <wp:extent cx="5400000" cy="4034118"/>
             <wp:docPr id="8" name="Picture 8"/>
             <wp:cNvGraphicFramePr>
               <a:graphicFrameLocks noChangeAspect="1"/>
@@ -2506,7 +2548,7 @@
                   <pic:spPr>
                     <a:xfrm>
                       <a:off x="0" y="0"/>
-                      <a:ext cx="5400000" cy="4023320"/>
+                      <a:ext cx="5400000" cy="4034118"/>
                     </a:xfrm>
                     <a:prstGeom prst="rect"/>
                   </pic:spPr>
@@ -2744,7 +2786,7 @@
       <w:r>
         <w:drawing>
           <wp:inline xmlns:a="http://schemas.openxmlformats.org/drawingml/2006/main" xmlns:pic="http://schemas.openxmlformats.org/drawingml/2006/picture">
-            <wp:extent cx="5400000" cy="4023320"/>
+            <wp:extent cx="5400000" cy="4034118"/>
             <wp:docPr id="9" name="Picture 9"/>
             <wp:cNvGraphicFramePr>
               <a:graphicFrameLocks noChangeAspect="1"/>
@@ -2765,7 +2807,7 @@
                   <pic:spPr>
                     <a:xfrm>
                       <a:off x="0" y="0"/>
-                      <a:ext cx="5400000" cy="4023320"/>
+                      <a:ext cx="5400000" cy="4034118"/>
                     </a:xfrm>
                     <a:prstGeom prst="rect"/>
                   </pic:spPr>
@@ -3264,6 +3306,51 @@
           </w:p>
         </w:tc>
       </w:tr>
+      <w:tr>
+        <w:tc>
+          <w:tcPr>
+            <w:tcW w:type="dxa" w:w="4646"/>
+          </w:tcPr>
+          <w:p>
+            <w:r>
+              <w:rPr>
+                <w:rFonts w:ascii="Calibri" w:hAnsi="Calibri" w:eastAsia="微软雅黑"/>
+                <w:sz w:val="19"/>
+              </w:rPr>
+              <w:t>恢复默认设置</w:t>
+            </w:r>
+          </w:p>
+        </w:tc>
+        <w:tc>
+          <w:tcPr>
+            <w:tcW w:type="dxa" w:w="4646"/>
+          </w:tcPr>
+          <w:p>
+            <w:r>
+              <w:rPr>
+                <w:rFonts w:ascii="Calibri" w:hAnsi="Calibri" w:eastAsia="微软雅黑"/>
+                <w:sz w:val="19"/>
+              </w:rPr>
+              <w:t>将全部设置还原为出厂默认；执行前二次确认；</w:t>
+            </w:r>
+            <w:r>
+              <w:rPr>
+                <w:rFonts w:ascii="Calibri" w:hAnsi="Calibri" w:eastAsia="微软雅黑"/>
+                <w:b/>
+                <w:sz w:val="19"/>
+              </w:rPr>
+              <w:t>保留</w:t>
+            </w:r>
+            <w:r>
+              <w:rPr>
+                <w:rFonts w:ascii="Calibri" w:hAnsi="Calibri" w:eastAsia="微软雅黑"/>
+                <w:sz w:val="19"/>
+              </w:rPr>
+              <w:t xml:space="preserve"> API Key、引导完成状态与界面语言</w:t>
+            </w:r>
+          </w:p>
+        </w:tc>
+      </w:tr>
     </w:tbl>
     <w:p/>
     <w:p>
@@ -3273,7 +3360,7 @@
       <w:r>
         <w:drawing>
           <wp:inline xmlns:a="http://schemas.openxmlformats.org/drawingml/2006/main" xmlns:pic="http://schemas.openxmlformats.org/drawingml/2006/picture">
-            <wp:extent cx="5400000" cy="4023320"/>
+            <wp:extent cx="5400000" cy="4034118"/>
             <wp:docPr id="12" name="Picture 12"/>
             <wp:cNvGraphicFramePr>
               <a:graphicFrameLocks noChangeAspect="1"/>
@@ -3294,7 +3381,7 @@
                   <pic:spPr>
                     <a:xfrm>
                       <a:off x="0" y="0"/>
-                      <a:ext cx="5400000" cy="4023320"/>
+                      <a:ext cx="5400000" cy="4034118"/>
                     </a:xfrm>
                     <a:prstGeom prst="rect"/>
                   </pic:spPr>
@@ -3455,7 +3542,45 @@
           <w:b/>
           <w:sz w:val="21"/>
         </w:rPr>
-        <w:t>Q6：长文翻译为什么要等一会儿才整段出现？</w:t>
+        <w:t>Q6：设置改乱了想一键还原怎么办？</w:t>
+      </w:r>
+    </w:p>
+    <w:p>
+      <w:r>
+        <w:rPr>
+          <w:rFonts w:ascii="Calibri" w:hAnsi="Calibri" w:eastAsia="微软雅黑"/>
+          <w:sz w:val="21"/>
+        </w:rPr>
+        <w:t>设置 → 通用 → 恢复默认设置：二次确认后将全部设置还原为出厂默认，API Key、引导完成状态与界面语言会被保留，无需重新配置服务。</w:t>
+      </w:r>
+    </w:p>
+    <w:p>
+      <w:r>
+        <w:rPr>
+          <w:rFonts w:ascii="Calibri" w:hAnsi="Calibri" w:eastAsia="微软雅黑"/>
+          <w:b/>
+          <w:sz w:val="21"/>
+        </w:rPr>
+        <w:t>Q7：改了接口地址或密钥，怎么确认能用？</w:t>
+      </w:r>
+    </w:p>
+    <w:p>
+      <w:r>
+        <w:rPr>
+          <w:rFonts w:ascii="Calibri" w:hAnsi="Calibri" w:eastAsia="微软雅黑"/>
+          <w:sz w:val="21"/>
+        </w:rPr>
+        <w:t>设置 → AI 服务 → 验证连接，直接实测当前已保存的配置并在行内给出结果（成功 / 失败原因），无需先做一次真实翻译。</w:t>
+      </w:r>
+    </w:p>
+    <w:p>
+      <w:r>
+        <w:rPr>
+          <w:rFonts w:ascii="Calibri" w:hAnsi="Calibri" w:eastAsia="微软雅黑"/>
+          <w:b/>
+          <w:sz w:val="21"/>
+        </w:rPr>
+        <w:t>Q8：长文翻译为什么要等一会儿才整段出现？</w:t>
       </w:r>
     </w:p>
     <w:p>
@@ -3917,6 +4042,96 @@
           </w:p>
         </w:tc>
       </w:tr>
+      <w:tr>
+        <w:tc>
+          <w:tcPr>
+            <w:tcW w:type="dxa" w:w="4646"/>
+          </w:tcPr>
+          <w:p>
+            <w:r>
+              <w:rPr>
+                <w:rFonts w:ascii="Calibri" w:hAnsi="Calibri" w:eastAsia="微软雅黑"/>
+                <w:sz w:val="19"/>
+              </w:rPr>
+              <w:t>设置页验证连接 / 恢复默认设置</w:t>
+            </w:r>
+          </w:p>
+        </w:tc>
+        <w:tc>
+          <w:tcPr>
+            <w:tcW w:type="dxa" w:w="4646"/>
+          </w:tcPr>
+          <w:p>
+            <w:r>
+              <w:rPr>
+                <w:rFonts w:ascii="Calibri" w:hAnsi="Calibri" w:eastAsia="微软雅黑"/>
+                <w:sz w:val="19"/>
+              </w:rPr>
+              <w:t>✅</w:t>
+            </w:r>
+          </w:p>
+        </w:tc>
+      </w:tr>
+      <w:tr>
+        <w:tc>
+          <w:tcPr>
+            <w:tcW w:type="dxa" w:w="4646"/>
+          </w:tcPr>
+          <w:p>
+            <w:r>
+              <w:rPr>
+                <w:rFonts w:ascii="Calibri" w:hAnsi="Calibri" w:eastAsia="微软雅黑"/>
+                <w:sz w:val="19"/>
+              </w:rPr>
+              <w:t>识别文本自动规整（断词/换行/符号）</w:t>
+            </w:r>
+          </w:p>
+        </w:tc>
+        <w:tc>
+          <w:tcPr>
+            <w:tcW w:type="dxa" w:w="4646"/>
+          </w:tcPr>
+          <w:p>
+            <w:r>
+              <w:rPr>
+                <w:rFonts w:ascii="Calibri" w:hAnsi="Calibri" w:eastAsia="微软雅黑"/>
+                <w:sz w:val="19"/>
+              </w:rPr>
+              <w:t>✅</w:t>
+            </w:r>
+          </w:p>
+        </w:tc>
+      </w:tr>
+      <w:tr>
+        <w:tc>
+          <w:tcPr>
+            <w:tcW w:type="dxa" w:w="4646"/>
+          </w:tcPr>
+          <w:p>
+            <w:r>
+              <w:rPr>
+                <w:rFonts w:ascii="Calibri" w:hAnsi="Calibri" w:eastAsia="微软雅黑"/>
+                <w:sz w:val="19"/>
+              </w:rPr>
+              <w:t>框选遮罩屏上提示（九语）</w:t>
+            </w:r>
+          </w:p>
+        </w:tc>
+        <w:tc>
+          <w:tcPr>
+            <w:tcW w:type="dxa" w:w="4646"/>
+          </w:tcPr>
+          <w:p>
+            <w:r>
+              <w:rPr>
+                <w:rFonts w:ascii="Calibri" w:hAnsi="Calibri" w:eastAsia="微软雅黑"/>
+                <w:sz w:val="19"/>
+              </w:rPr>
+              <w:t>✅</w:t>
+            </w:r>
+          </w:p>
+        </w:tc>
+      </w:tr>
     </w:tbl>
     <w:p/>
     <w:p>
